--- a/media/R4444/output_dir/被测软件功能.docx
+++ b/media/R4444/output_dir/被测软件功能.docx
@@ -369,7 +369,7 @@
                 <w:rFonts w:hint="eastAsia"/>
                 <w:szCs w:val="21"/>
               </w:rPr>
-              <w:t xml:space="preserve">测试设计需求</w:t>
+              <w:t xml:space="preserve">测试设计需求首轮哟</w:t>
             </w:r>
           </w:p>
         </w:tc>
@@ -428,6 +428,94 @@
               </w:drawing>
             </w:r>
             <w:r>
+              <w:t xml:space="preserve"/>
+            </w:r>
+          </w:p>
+        </w:tc>
+      </w:tr>
+      <w:tr>
+        <w:trPr>
+          <w:trHeight w:val="480"/>
+        </w:trPr>
+        <w:tc>
+          <w:tcPr>
+            <w:tcW w:w="216" w:type="pct"/>
+            <w:noWrap/>
+            <w:hideMark/>
+          </w:tcPr>
+          <w:p>
+            <w:pPr>
+              <w:numPr>
+                <w:ilvl w:val="0"/>
+                <w:numId w:val="2"/>
+              </w:numPr>
+              <w:ind w:right="57"/>
+              <w:rPr>
+                <w:color w:val="000000"/>
+                <w:szCs w:val="21"/>
+              </w:rPr>
+            </w:pPr>
+          </w:p>
+        </w:tc>
+        <w:tc>
+          <w:tcPr>
+            <w:tcW w:w="560" w:type="pct"/>
+            <w:vMerge w:val="continue"/>
+          </w:tcPr>
+          <w:p>
+            <w:pPr>
+              <w:jc w:val="left"/>
+              <w:rPr>
+                <w:szCs w:val="21"/>
+              </w:rPr>
+            </w:pPr>
+            <w:r>
+              <w:rPr>
+                <w:szCs w:val="21"/>
+              </w:rPr>
+              <w:t xml:space="preserve"/>
+            </w:r>
+          </w:p>
+        </w:tc>
+        <w:tc>
+          <w:tcPr>
+            <w:tcW w:w="706" w:type="pct"/>
+            <w:noWrap/>
+          </w:tcPr>
+          <w:p>
+            <w:pPr>
+              <w:jc w:val="left"/>
+              <w:rPr>
+                <w:szCs w:val="21"/>
+              </w:rPr>
+            </w:pPr>
+            <w:r>
+              <w:rPr>
+                <w:rFonts w:hint="eastAsia"/>
+                <w:szCs w:val="21"/>
+              </w:rPr>
+              <w:t xml:space="preserve">看看描述为空什么情况</w:t>
+            </w:r>
+          </w:p>
+        </w:tc>
+        <w:tc>
+          <w:tcPr>
+            <w:tcW w:w="3518" w:type="pct"/>
+            <w:noWrap/>
+          </w:tcPr>
+          <w:p>
+            <w:pPr>
+              <w:rPr>
+                <w:noProof/>
+                <w:szCs w:val="21"/>
+              </w:rPr>
+            </w:pPr>
+            <w:r>
+              <w:rPr>
+                <w:rFonts w:hint="eastAsia"/>
+                <w:noProof/>
+                <w:szCs w:val="21"/>
+              </w:rPr>
               <w:t xml:space="preserve"/>
             </w:r>
           </w:p>
@@ -556,78 +644,6 @@
               <w:t xml:space="preserve"/>
             </w:r>
           </w:p>
-        </w:tc>
-      </w:tr>
-      <w:tr>
-        <w:trPr>
-          <w:trHeight w:val="480"/>
-        </w:trPr>
-        <w:tc>
-          <w:tcPr>
-            <w:tcW w:w="216" w:type="pct"/>
-            <w:noWrap/>
-            <w:hideMark/>
-          </w:tcPr>
-          <w:p>
-            <w:pPr>
-              <w:numPr>
-                <w:ilvl w:val="0"/>
-                <w:numId w:val="2"/>
-              </w:numPr>
-              <w:ind w:right="57"/>
-              <w:rPr>
-                <w:color w:val="000000"/>
-                <w:szCs w:val="21"/>
-              </w:rPr>
-            </w:pPr>
-          </w:p>
-        </w:tc>
-        <w:tc>
-          <w:tcPr>
-            <w:tcW w:w="560" w:type="pct"/>
-            <w:vMerge w:val="continue"/>
-          </w:tcPr>
-          <w:p>
-            <w:pPr>
-              <w:jc w:val="left"/>
-              <w:rPr>
-                <w:szCs w:val="21"/>
-              </w:rPr>
-            </w:pPr>
-            <w:r>
-              <w:rPr>
-                <w:szCs w:val="21"/>
-              </w:rPr>
-              <w:t xml:space="preserve"/>
-            </w:r>
-          </w:p>
-        </w:tc>
-        <w:tc>
-          <w:tcPr>
-            <w:tcW w:w="706" w:type="pct"/>
-            <w:noWrap/>
-          </w:tcPr>
-          <w:p>
-            <w:pPr>
-              <w:jc w:val="left"/>
-              <w:rPr>
-                <w:szCs w:val="21"/>
-              </w:rPr>
-            </w:pPr>
-            <w:r>
-              <w:rPr>
-                <w:rFonts w:hint="eastAsia"/>
-                <w:szCs w:val="21"/>
-              </w:rPr>
-              <w:t xml:space="preserve">设计需求1号文</w:t>
-            </w:r>
-          </w:p>
-        </w:tc>
-        <w:tc>
-          <w:tcPr>
-            <w:tcW w:w="3518" w:type="pct"/>
-            <w:noWrap/>
-          </w:tcPr>
           <w:p>
             <w:pPr>
               <w:rPr>
@@ -641,399 +657,7 @@
                 <w:noProof/>
                 <w:szCs w:val="21"/>
               </w:rPr>
-              <w:t xml:space="preserve">123123</w:t>
-            </w:r>
-          </w:p>
-        </w:tc>
-      </w:tr>
-      <w:tr>
-        <w:trPr>
-          <w:trHeight w:val="480"/>
-        </w:trPr>
-        <w:tc>
-          <w:tcPr>
-            <w:tcW w:w="216" w:type="pct"/>
-            <w:noWrap/>
-            <w:hideMark/>
-          </w:tcPr>
-          <w:p>
-            <w:pPr>
-              <w:numPr>
-                <w:ilvl w:val="0"/>
-                <w:numId w:val="2"/>
-              </w:numPr>
-              <w:ind w:right="57"/>
-              <w:rPr>
-                <w:color w:val="000000"/>
-                <w:szCs w:val="21"/>
-              </w:rPr>
-            </w:pPr>
-          </w:p>
-        </w:tc>
-        <w:tc>
-          <w:tcPr>
-            <w:tcW w:w="560" w:type="pct"/>
-            <w:vMerge w:val="continue"/>
-          </w:tcPr>
-          <w:p>
-            <w:pPr>
-              <w:jc w:val="left"/>
-              <w:rPr>
-                <w:szCs w:val="21"/>
-              </w:rPr>
-            </w:pPr>
-            <w:r>
-              <w:rPr>
-                <w:szCs w:val="21"/>
-              </w:rPr>
-              <w:t xml:space="preserve"/>
-            </w:r>
-          </w:p>
-        </w:tc>
-        <w:tc>
-          <w:tcPr>
-            <w:tcW w:w="706" w:type="pct"/>
-            <w:noWrap/>
-          </w:tcPr>
-          <w:p>
-            <w:pPr>
-              <w:jc w:val="left"/>
-              <w:rPr>
-                <w:szCs w:val="21"/>
-              </w:rPr>
-            </w:pPr>
-            <w:r>
-              <w:rPr>
-                <w:rFonts w:hint="eastAsia"/>
-                <w:szCs w:val="21"/>
-              </w:rPr>
-              <w:t xml:space="preserve">这是测试autoresize插件的</w:t>
-            </w:r>
-          </w:p>
-        </w:tc>
-        <w:tc>
-          <w:tcPr>
-            <w:tcW w:w="3518" w:type="pct"/>
-            <w:noWrap/>
-          </w:tcPr>
-          <w:p>
-            <w:pPr>
-              <w:rPr>
-                <w:noProof/>
-                <w:szCs w:val="21"/>
-              </w:rPr>
-            </w:pPr>
-            <w:r>
-              <w:rPr>
-                <w:rFonts w:hint="eastAsia"/>
-                <w:noProof/>
-                <w:szCs w:val="21"/>
-              </w:rPr>
-              <w:t xml:space="preserve">1</w:t>
-            </w:r>
-          </w:p>
-          <w:p>
-            <w:pPr>
-              <w:rPr>
-                <w:noProof/>
-                <w:szCs w:val="21"/>
-              </w:rPr>
-            </w:pPr>
-            <w:r>
-              <w:rPr>
-                <w:rFonts w:hint="eastAsia"/>
-                <w:noProof/>
-                <w:szCs w:val="21"/>
-              </w:rPr>
-              <w:t xml:space="preserve">2</w:t>
-            </w:r>
-          </w:p>
-          <w:p>
-            <w:pPr>
-              <w:rPr>
-                <w:noProof/>
-                <w:szCs w:val="21"/>
-              </w:rPr>
-            </w:pPr>
-            <w:r>
-              <w:rPr>
-                <w:rFonts w:hint="eastAsia"/>
-                <w:noProof/>
-                <w:szCs w:val="21"/>
-              </w:rPr>
-              <w:t xml:space="preserve">31</w:t>
-            </w:r>
-          </w:p>
-          <w:p>
-            <w:pPr>
-              <w:rPr>
-                <w:noProof/>
-                <w:szCs w:val="21"/>
-              </w:rPr>
-            </w:pPr>
-            <w:r>
-              <w:rPr>
-                <w:rFonts w:hint="eastAsia"/>
-                <w:noProof/>
-                <w:szCs w:val="21"/>
-              </w:rPr>
-              <w:t xml:space="preserve">23</w:t>
-            </w:r>
-          </w:p>
-          <w:p>
-            <w:pPr>
-              <w:rPr>
-                <w:noProof/>
-                <w:szCs w:val="21"/>
-              </w:rPr>
-            </w:pPr>
-            <w:r>
-              <w:rPr>
-                <w:rFonts w:hint="eastAsia"/>
-                <w:noProof/>
-                <w:szCs w:val="21"/>
-              </w:rPr>
-              <w:t xml:space="preserve">1</w:t>
-            </w:r>
-          </w:p>
-          <w:p>
-            <w:pPr>
-              <w:rPr>
-                <w:noProof/>
-                <w:szCs w:val="21"/>
-              </w:rPr>
-            </w:pPr>
-            <w:r>
-              <w:rPr>
-                <w:rFonts w:hint="eastAsia"/>
-                <w:noProof/>
-                <w:szCs w:val="21"/>
-              </w:rPr>
-              <w:t xml:space="preserve">23</w:t>
-            </w:r>
-          </w:p>
-          <w:p>
-            <w:pPr>
-              <w:rPr>
-                <w:noProof/>
-                <w:szCs w:val="21"/>
-              </w:rPr>
-            </w:pPr>
-            <w:r>
-              <w:rPr>
-                <w:rFonts w:hint="eastAsia"/>
-                <w:noProof/>
-                <w:szCs w:val="21"/>
-              </w:rPr>
-              <w:t xml:space="preserve">12</w:t>
-            </w:r>
-          </w:p>
-          <w:p>
-            <w:pPr>
-              <w:rPr>
-                <w:noProof/>
-                <w:szCs w:val="21"/>
-              </w:rPr>
-            </w:pPr>
-            <w:r>
-              <w:rPr>
-                <w:rFonts w:hint="eastAsia"/>
-                <w:noProof/>
-                <w:szCs w:val="21"/>
-              </w:rPr>
-              <w:t xml:space="preserve">3</w:t>
-            </w:r>
-          </w:p>
-          <w:p>
-            <w:pPr>
-              <w:rPr>
-                <w:noProof/>
-                <w:szCs w:val="21"/>
-              </w:rPr>
-            </w:pPr>
-            <w:r>
-              <w:rPr>
-                <w:rFonts w:hint="eastAsia"/>
-                <w:noProof/>
-                <w:szCs w:val="21"/>
-              </w:rPr>
-              <w:t xml:space="preserve">12</w:t>
-            </w:r>
-          </w:p>
-          <w:p>
-            <w:pPr>
-              <w:rPr>
-                <w:noProof/>
-                <w:szCs w:val="21"/>
-              </w:rPr>
-            </w:pPr>
-            <w:r>
-              <w:rPr>
-                <w:rFonts w:hint="eastAsia"/>
-                <w:noProof/>
-                <w:szCs w:val="21"/>
-              </w:rPr>
-              <w:t xml:space="preserve">41</w:t>
-            </w:r>
-          </w:p>
-          <w:p>
-            <w:pPr>
-              <w:rPr>
-                <w:noProof/>
-                <w:szCs w:val="21"/>
-              </w:rPr>
-            </w:pPr>
-            <w:r>
-              <w:rPr>
-                <w:rFonts w:hint="eastAsia"/>
-                <w:noProof/>
-                <w:szCs w:val="21"/>
-              </w:rPr>
-              <w:t xml:space="preserve">23</w:t>
-            </w:r>
-          </w:p>
-          <w:p>
-            <w:pPr>
-              <w:rPr>
-                <w:noProof/>
-                <w:szCs w:val="21"/>
-              </w:rPr>
-            </w:pPr>
-            <w:r>
-              <w:rPr>
-                <w:rFonts w:hint="eastAsia"/>
-                <w:noProof/>
-                <w:szCs w:val="21"/>
-              </w:rPr>
-              <w:t xml:space="preserve">1</w:t>
-            </w:r>
-          </w:p>
-          <w:p>
-            <w:pPr>
-              <w:rPr>
-                <w:noProof/>
-                <w:szCs w:val="21"/>
-              </w:rPr>
-            </w:pPr>
-            <w:r>
-              <w:rPr>
-                <w:rFonts w:hint="eastAsia"/>
-                <w:noProof/>
-                <w:szCs w:val="21"/>
-              </w:rPr>
-              <w:t xml:space="preserve">2</w:t>
-            </w:r>
-          </w:p>
-          <w:p>
-            <w:pPr>
-              <w:rPr>
-                <w:noProof/>
-                <w:szCs w:val="21"/>
-              </w:rPr>
-            </w:pPr>
-            <w:r>
-              <w:rPr>
-                <w:rFonts w:hint="eastAsia"/>
-                <w:noProof/>
-                <w:szCs w:val="21"/>
-              </w:rPr>
-              <w:t xml:space="preserve">3</w:t>
-            </w:r>
-          </w:p>
-          <w:p>
-            <w:pPr>
-              <w:rPr>
-                <w:noProof/>
-                <w:szCs w:val="21"/>
-              </w:rPr>
-            </w:pPr>
-            <w:r>
-              <w:rPr>
-                <w:rFonts w:hint="eastAsia"/>
-                <w:noProof/>
-                <w:szCs w:val="21"/>
-              </w:rPr>
-              <w:t xml:space="preserve">12</w:t>
-            </w:r>
-          </w:p>
-          <w:p>
-            <w:pPr>
-              <w:rPr>
-                <w:noProof/>
-                <w:szCs w:val="21"/>
-              </w:rPr>
-            </w:pPr>
-            <w:r>
-              <w:rPr>
-                <w:rFonts w:hint="eastAsia"/>
-                <w:noProof/>
-                <w:szCs w:val="21"/>
-              </w:rPr>
-              <w:t xml:space="preserve">3</w:t>
-            </w:r>
-          </w:p>
-          <w:p>
-            <w:pPr>
-              <w:rPr>
-                <w:noProof/>
-                <w:szCs w:val="21"/>
-              </w:rPr>
-            </w:pPr>
-            <w:r>
-              <w:rPr>
-                <w:rFonts w:hint="eastAsia"/>
-                <w:noProof/>
-                <w:szCs w:val="21"/>
-              </w:rPr>
-              <w:t xml:space="preserve">1</w:t>
-            </w:r>
-          </w:p>
-          <w:p>
-            <w:pPr>
-              <w:rPr>
-                <w:noProof/>
-                <w:szCs w:val="21"/>
-              </w:rPr>
-            </w:pPr>
-            <w:r>
-              <w:rPr>
-                <w:rFonts w:hint="eastAsia"/>
-                <w:noProof/>
-                <w:szCs w:val="21"/>
-              </w:rPr>
-              <w:t xml:space="preserve">2</w:t>
-            </w:r>
-          </w:p>
-          <w:p>
-            <w:pPr>
-              <w:rPr>
-                <w:noProof/>
-                <w:szCs w:val="21"/>
-              </w:rPr>
-            </w:pPr>
-            <w:r>
-              <w:rPr>
-                <w:rFonts w:hint="eastAsia"/>
-                <w:noProof/>
-                <w:szCs w:val="21"/>
-              </w:rPr>
-              <w:t xml:space="preserve">3</w:t>
-            </w:r>
-          </w:p>
-          <w:p>
-            <w:pPr>
-              <w:rPr>
-                <w:noProof/>
-                <w:szCs w:val="21"/>
-              </w:rPr>
-            </w:pPr>
-            <w:r>
-              <w:rPr>
-                <w:rFonts w:hint="eastAsia"/>
-                <w:noProof/>
-                <w:szCs w:val="21"/>
-              </w:rPr>
-              <w:t xml:space="preserve">1</w:t>
+              <w:t xml:space="preserve">设计需求就是这样的</w:t>
             </w:r>
           </w:p>
         </w:tc>
@@ -1121,7 +745,95 @@
                 <w:noProof/>
                 <w:szCs w:val="21"/>
               </w:rPr>
-              <w:t xml:space="preserve">总要求神奇宝贝1号</w:t>
+              <w:t xml:space="preserve"/>
+            </w:r>
+          </w:p>
+        </w:tc>
+      </w:tr>
+      <w:tr>
+        <w:trPr>
+          <w:trHeight w:val="480"/>
+        </w:trPr>
+        <w:tc>
+          <w:tcPr>
+            <w:tcW w:w="216" w:type="pct"/>
+            <w:noWrap/>
+            <w:hideMark/>
+          </w:tcPr>
+          <w:p>
+            <w:pPr>
+              <w:numPr>
+                <w:ilvl w:val="0"/>
+                <w:numId w:val="2"/>
+              </w:numPr>
+              <w:ind w:right="57"/>
+              <w:rPr>
+                <w:color w:val="000000"/>
+                <w:szCs w:val="21"/>
+              </w:rPr>
+            </w:pPr>
+          </w:p>
+        </w:tc>
+        <w:tc>
+          <w:tcPr>
+            <w:tcW w:w="560" w:type="pct"/>
+            <w:vMerge w:val="continue"/>
+          </w:tcPr>
+          <w:p>
+            <w:pPr>
+              <w:jc w:val="left"/>
+              <w:rPr>
+                <w:szCs w:val="21"/>
+              </w:rPr>
+            </w:pPr>
+            <w:r>
+              <w:rPr>
+                <w:szCs w:val="21"/>
+              </w:rPr>
+              <w:t xml:space="preserve"/>
+            </w:r>
+          </w:p>
+        </w:tc>
+        <w:tc>
+          <w:tcPr>
+            <w:tcW w:w="706" w:type="pct"/>
+            <w:noWrap/>
+          </w:tcPr>
+          <w:p>
+            <w:pPr>
+              <w:jc w:val="left"/>
+              <w:rPr>
+                <w:szCs w:val="21"/>
+              </w:rPr>
+            </w:pPr>
+            <w:r>
+              <w:rPr>
+                <w:rFonts w:hint="eastAsia"/>
+                <w:szCs w:val="21"/>
+              </w:rPr>
+              <w:t xml:space="preserve">神奇宝贝2号</w:t>
+            </w:r>
+          </w:p>
+        </w:tc>
+        <w:tc>
+          <w:tcPr>
+            <w:tcW w:w="3518" w:type="pct"/>
+            <w:noWrap/>
+          </w:tcPr>
+          <w:p>
+            <w:pPr>
+              <w:rPr>
+                <w:noProof/>
+                <w:szCs w:val="21"/>
+              </w:rPr>
+            </w:pPr>
+            <w:r>
+              <w:rPr>
+                <w:rFonts w:hint="eastAsia"/>
+                <w:noProof/>
+                <w:szCs w:val="21"/>
+              </w:rPr>
+              <w:t xml:space="preserve"/>
             </w:r>
           </w:p>
         </w:tc>

--- a/media/R4444/output_dir/被测软件功能.docx
+++ b/media/R4444/output_dir/被测软件功能.docx
@@ -14,7 +14,7 @@
         <w:rPr>
           <w:szCs w:val="24"/>
         </w:rPr>
-        <w:t xml:space="preserve">测试项目</w:t>
+        <w:t xml:space="preserve">测试项目【勿删】</w:t>
       </w:r>
       <w:r>
         <w:rPr>
@@ -151,7 +151,7 @@
           <w:rFonts w:eastAsia="黑体"/>
           <w:szCs w:val="21"/>
         </w:rPr>
-        <w:t xml:space="preserve">测试项目</w:t>
+        <w:t xml:space="preserve">测试项目【勿删】</w:t>
       </w:r>
       <w:r>
         <w:rPr>
@@ -335,7 +335,7 @@
               <w:rPr>
                 <w:szCs w:val="21"/>
               </w:rPr>
-              <w:t xml:space="preserve">测试项目</w:t>
+              <w:t xml:space="preserve">测试项目【勿删】</w:t>
             </w:r>
             <w:r>
               <w:rPr>
